--- a/Colabam背景プロンプト.docx
+++ b/Colabam背景プロンプト.docx
@@ -21,156 +21,6 @@
         <w:t xml:space="preserve">　背景プロンプト</w:t>
       </w:r>
     </w:p>
-    <w:p/>
-    <w:p>
-      <w:r>
-        <w:t>cd /d C:\Users\colabam</w:t>
-      </w:r>
-    </w:p>
-    <w:p>
-      <w:pPr>
-        <w:rPr>
-          <w:rFonts w:hint="eastAsia"/>
-        </w:rPr>
-      </w:pPr>
-    </w:p>
-    <w:p>
-      <w:r>
-        <w:t xml:space="preserve">git </w:t>
-      </w:r>
-      <w:proofErr w:type="gramStart"/>
-      <w:r>
-        <w:t>add .</w:t>
-      </w:r>
-      <w:proofErr w:type="gramEnd"/>
-    </w:p>
-    <w:p>
-      <w:r>
-        <w:t>git commit -m "</w:t>
-      </w:r>
-      <w:r>
-        <w:rPr>
-          <w:rFonts w:hint="eastAsia"/>
-        </w:rPr>
-        <w:t>stamp</w:t>
-      </w:r>
-      <w:r>
-        <w:t>"</w:t>
-      </w:r>
-    </w:p>
-    <w:p>
-      <w:r>
-        <w:t>git push</w:t>
-      </w:r>
-    </w:p>
-    <w:p/>
-    <w:p/>
-    <w:p>
-      <w:r>
-        <w:t>飾り文字</w:t>
-      </w:r>
-      <w:r>
-        <w:rPr>
-          <w:rFonts w:hint="eastAsia"/>
-        </w:rPr>
-        <w:t>を画像で</w:t>
-      </w:r>
-      <w:r>
-        <w:t>作りたい。</w:t>
-      </w:r>
-      <w:r>
-        <w:rPr>
-          <w:rFonts w:hint="eastAsia"/>
-        </w:rPr>
-        <w:t>サイズは</w:t>
-      </w:r>
-      <w:r>
-        <w:t>横 1000px × 縦 300px</w:t>
-      </w:r>
-      <w:r>
-        <w:rPr>
-          <w:rFonts w:hint="eastAsia"/>
-        </w:rPr>
-        <w:t>。</w:t>
-      </w:r>
-    </w:p>
-    <w:p>
-      <w:r>
-        <w:rPr>
-          <w:b/>
-          <w:bCs/>
-        </w:rPr>
-        <w:t>Happy New Year!</w:t>
-      </w:r>
-    </w:p>
-    <w:p/>
-    <w:p/>
-    <w:p>
-      <w:r>
-        <w:t>アルバムの背景画像を作りたい。</w:t>
-      </w:r>
-    </w:p>
-    <w:p>
-      <w:r>
-        <w:t xml:space="preserve">サイズは、CANVAS_W = 360, CANVAS_H = 480 に基づき、1080 × 1440 </w:t>
-      </w:r>
-      <w:proofErr w:type="spellStart"/>
-      <w:r>
-        <w:t>px</w:t>
-      </w:r>
-      <w:proofErr w:type="spellEnd"/>
-      <w:r>
-        <w:t xml:space="preserve"> で。</w:t>
-      </w:r>
-    </w:p>
-    <w:p>
-      <w:r>
-        <w:t>ポップな色合いの薄めの水彩画風で。</w:t>
-      </w:r>
-    </w:p>
-    <w:p/>
-    <w:p>
-      <w:r>
-        <w:rPr>
-          <w:rFonts w:hint="eastAsia"/>
-        </w:rPr>
-        <w:t>シックでスタイリッシュな大人受けするかっこいいアルバム背景が欲しいです。サイズは、</w:t>
-      </w:r>
-      <w:r>
-        <w:t>CANVAS_W</w:t>
-      </w:r>
-    </w:p>
-    <w:p>
-      <w:r>
-        <w:t xml:space="preserve">= 360, CANVAS_H = 480 に基づき、1080 × 1440 </w:t>
-      </w:r>
-      <w:proofErr w:type="spellStart"/>
-      <w:r>
-        <w:t>px</w:t>
-      </w:r>
-      <w:proofErr w:type="spellEnd"/>
-      <w:r>
-        <w:t xml:space="preserve"> で。セリフや文や数字は絶対に記入しないでください。アルバム背景です。セリフや文や数字は絶対に記入しないでください。アルバム背景です。</w:t>
-      </w:r>
-    </w:p>
-    <w:p>
-      <w:r>
-        <w:rPr>
-          <w:rFonts w:hint="eastAsia"/>
-        </w:rPr>
-        <w:t>【１２月】のイメージ「クリスマス・冬」</w:t>
-      </w:r>
-    </w:p>
-    <w:p>
-      <w:r>
-        <w:rPr>
-          <w:rFonts w:hint="eastAsia"/>
-        </w:rPr>
-        <w:t>深い赤または緑。もみの木や、ゴールドのキラキラしたオーナメントを縁取りのように配置。</w:t>
-      </w:r>
-    </w:p>
-    <w:p/>
-    <w:p/>
     <w:p/>
     <w:p>
       <w:pPr>
@@ -178,21 +28,163 @@
           <w:rFonts w:hint="eastAsia"/>
         </w:rPr>
       </w:pPr>
+      <w:r>
+        <w:t>cd /d C:\Users\colabam</w:t>
+      </w:r>
+    </w:p>
+    <w:p>
+      <w:r>
+        <w:t xml:space="preserve">git </w:t>
+      </w:r>
+      <w:proofErr w:type="gramStart"/>
+      <w:r>
+        <w:t>add .</w:t>
+      </w:r>
+      <w:proofErr w:type="gramEnd"/>
+    </w:p>
+    <w:p>
+      <w:r>
+        <w:t>git commit -m "</w:t>
+      </w:r>
+      <w:r>
+        <w:rPr>
+          <w:rFonts w:hint="eastAsia"/>
+        </w:rPr>
+        <w:t>stamp</w:t>
+      </w:r>
+      <w:r>
+        <w:t>"</w:t>
+      </w:r>
+    </w:p>
+    <w:p>
+      <w:r>
+        <w:t>git push</w:t>
+      </w:r>
     </w:p>
     <w:p/>
     <w:p/>
     <w:p>
       <w:r>
+        <w:t>飾り文字</w:t>
+      </w:r>
+      <w:r>
+        <w:rPr>
+          <w:rFonts w:hint="eastAsia"/>
+        </w:rPr>
+        <w:t>を画像で</w:t>
+      </w:r>
+      <w:r>
+        <w:t>作りたい。</w:t>
+      </w:r>
+      <w:r>
+        <w:rPr>
+          <w:rFonts w:hint="eastAsia"/>
+        </w:rPr>
+        <w:t>サイズは</w:t>
+      </w:r>
+      <w:r>
+        <w:t>横 1000px × 縦 300px</w:t>
+      </w:r>
+      <w:r>
+        <w:rPr>
+          <w:rFonts w:hint="eastAsia"/>
+        </w:rPr>
+        <w:t>。</w:t>
+      </w:r>
+    </w:p>
+    <w:p>
+      <w:r>
+        <w:rPr>
+          <w:b/>
+          <w:bCs/>
+        </w:rPr>
+        <w:t>Happy New Year!</w:t>
+      </w:r>
+    </w:p>
+    <w:p/>
+    <w:p/>
+    <w:p>
+      <w:r>
+        <w:t>アルバムの背景画像を作りたい。</w:t>
+      </w:r>
+    </w:p>
+    <w:p>
+      <w:r>
+        <w:t xml:space="preserve">サイズは、CANVAS_W = 360, CANVAS_H = 480 に基づき、1080 × 1440 </w:t>
+      </w:r>
+      <w:proofErr w:type="spellStart"/>
+      <w:r>
+        <w:t>px</w:t>
+      </w:r>
+      <w:proofErr w:type="spellEnd"/>
+      <w:r>
+        <w:t xml:space="preserve"> で。</w:t>
+      </w:r>
+    </w:p>
+    <w:p>
+      <w:r>
+        <w:t>ポップな色合いの薄めの水彩画風で。</w:t>
+      </w:r>
+    </w:p>
+    <w:p/>
+    <w:p>
+      <w:r>
+        <w:rPr>
+          <w:rFonts w:hint="eastAsia"/>
+        </w:rPr>
+        <w:t>シックでスタイリッシュな大人受けするかっこいいアルバム背景が欲しいです。サイズは、</w:t>
+      </w:r>
+      <w:r>
+        <w:t>CANVAS_W</w:t>
+      </w:r>
+    </w:p>
+    <w:p>
+      <w:r>
+        <w:t xml:space="preserve">= 360, CANVAS_H = 480 に基づき、1080 × 1440 </w:t>
+      </w:r>
+      <w:proofErr w:type="spellStart"/>
+      <w:r>
+        <w:t>px</w:t>
+      </w:r>
+      <w:proofErr w:type="spellEnd"/>
+      <w:r>
+        <w:t xml:space="preserve"> で。セリフや文や数字は絶対に記入しないでください。アルバム背景です。セリフや文や数字は絶対に記入しないでください。アルバム背景です。</w:t>
+      </w:r>
+    </w:p>
+    <w:p>
+      <w:r>
+        <w:rPr>
+          <w:rFonts w:hint="eastAsia"/>
+        </w:rPr>
+        <w:t>【１２月】のイメージ「クリスマス・冬」</w:t>
+      </w:r>
+    </w:p>
+    <w:p>
+      <w:r>
+        <w:rPr>
+          <w:rFonts w:hint="eastAsia"/>
+        </w:rPr>
+        <w:t>深い赤または緑。もみの木や、ゴールドのキラキラしたオーナメントを縁取りのように配置。</w:t>
+      </w:r>
+    </w:p>
+    <w:p/>
+    <w:p/>
+    <w:p/>
+    <w:p/>
+    <w:p/>
+    <w:p/>
+    <w:p>
+      <w:r>
         <w:br/>
         <w:t>アメリカ</w:t>
       </w:r>
       <w:r>
         <w:br/>
-        <w:t>1月：新年とスポーツの熱狂気候: 北部や中西部は厳しい寒さと大雪。フロリダやカリフォルニア南部などは比較的温暖です。イメージ: お正月は1日のみで、2日からは通常営業が始まります。月末にはアメリカ最大のスポーツイベント「スーパーボウル」に向けた盛</w:t>
+        <w:t>1月：新年とスポーツの熱狂気候: 北部や中西部は厳しい寒さと大雪。フロリダやカリフォルニア南部などは比較的温暖です。イメージ: お正月は1日のみで、2日からは通常営業が始まります。月末にはアメリカ最大のスポーツイベント「スーパーボウル」に向けた盛り上がりが本格化します。2月：スポーツとエンタメの祭典気候: 全体的に冬の寒さが続き</w:t>
       </w:r>
       <w:r>
         <w:lastRenderedPageBreak/>
-        <w:t>り上がりが本格化します。2月：スポーツとエンタメの祭典気候: 全体的に冬の寒さが続きます。イメージ: スーパーボウルの開催（通常2月第1〜2日曜）や、アカデミー賞の発表など、エンタメ界の一大イベントが集中する華やかな月です。バレンタインデーの習慣もあります。3月：春の訪れと学生のバカンス気候: 徐々に暖かくなり、地域によっては春の陽気を感じられます。イメージ: 学生たちの春休み「スプリングブレイク」が始まり、フロリダや西海岸のビーチリゾートが賑わいます。南部を中心に桜が咲き始める時期でもあります。4月：イースターと新緑の季節気候: 多くの場所で過ごしやすい気候となり、新緑の季節を迎えます。イメージ: 「イースター（復活祭）」があり、春の訪れを祝うカラフルな卵のモチーフが街中に溢れます。ボストンマラソンなどの伝統的なスポーツイベントも開催されます。5月：初夏とメモリアル・デー気候: 寒暖差も落ち着き、屋外での活動が非常に快適な時期です。イメージ: 「メモリアル・デー（戦没将兵追悼記念日）」の週末から、夏のバカンスシーズンが実質的にスタートします。BBQやアウトドアを楽しむ人が増え始めます。6月：本格的なサマーバケーション気候: 日差しが強まり、初夏の陽気になります。イメージ: 学校が夏休みに突入し、家族旅行やキャンプに出かける人が本格的に増えます。LGBTQ+の権利を啓発する「プライド月間（Pride Month）」でもあり、全米でパレードが行われます。7月：国中が沸く最大の祝日気候: 全米で気温が上がり、夏本番を迎えます。イメージ: 7月4日の「独立記念日（インディペンデンス・デー）」。全米各地で盛大な花火が打ち上げられ、赤・青・白の星条旗カラーで街が染まります。8月：夏のピークとロードトリップ気候: 年間で最も暑い時期で、南部や内陸部では猛暑となります。イメージ: 夏休みのピーク。国立公園のグランドサークルや、ルート66のようなダイナミックなロードトリップ、各地での音楽フェスが最高潮を迎えます。9月：新学期とスポーツの季節気候: 涼しい風が吹き始め、朝晩は冷え込む日も出てきます。イメージ: 新学期（新学年）がスタートし、日常の生活に戻る月です。また、アメリカンフットボール（NFL）が開幕し、週末は全米がスポーツ観戦に熱狂します。10月：収穫の秋とハロウィン気候: 北部や東海岸では紅葉が始まり、美しい秋の景色が広がります。イメージ: 最大のイベントは31日の「ハロウィン」。住宅街の家々がカボチャ（ジャック・オー・ランタン）やお化けの装飾で派手に飾り付けられ、仮装した子供たちがお菓子をもらい歩きます。11月：ホリデーシーズンの幕開け気候: 冬の足音が聞こえ始め、気温がぐっと下がります。イメージ: 第4木曜日の「サンクスギビング（感謝祭）」があり、家族と七面鳥を食べる習慣です。翌日の金曜日は超特大セールの「ブラックフライデー」で買い物が過熱し、クリスマス商戦が始まります。12月：一年の締めくくりと祝祭ムード気候: 北部では氷点下になり、厳しい寒さです。イメージ: 街中がイルミネーションとクリスマスツリーで彩られるホリデーシーズンです。25日のクリスマスに向けて家族で過ごす準備が進められ、年末年始にかけて長期休暇に入るアメリカ企業も多くあります。</w:t>
+        <w:t>ます。イメージ: スーパーボウルの開催（通常2月第1〜2日曜）や、アカデミー賞の発表など、エンタメ界の一大イベントが集中する華やかな月です。バレンタインデーの習慣もあります。3月：春の訪れと学生のバカンス気候: 徐々に暖かくなり、地域によっては春の陽気を感じられます。イメージ: 学生たちの春休み「スプリングブレイク」が始まり、フロリダや西海岸のビーチリゾートが賑わいます。南部を中心に桜が咲き始める時期でもあります。4月：イースターと新緑の季節気候: 多くの場所で過ごしやすい気候となり、新緑の季節を迎えます。イメージ: 「イースター（復活祭）」があり、春の訪れを祝うカラフルな卵のモチーフが街中に溢れます。ボストンマラソンなどの伝統的なスポーツイベントも開催されます。5月：初夏とメモリアル・デー気候: 寒暖差も落ち着き、屋外での活動が非常に快適な時期です。イメージ: 「メモリアル・デー（戦没将兵追悼記念日）」の週末から、夏のバカンスシーズンが実質的にスタートします。BBQやアウトドアを楽しむ人が増え始めます。6月：本格的なサマーバケーション気候: 日差しが強まり、初夏の陽気になります。イメージ: 学校が夏休みに突入し、家族旅行やキャンプに出かける人が本格的に増えます。LGBTQ+の権利を啓発する「プライド月間（Pride Month）」でもあり、全米でパレードが行われます。7月：国中が沸く最大の祝日気候: 全米で気温が上がり、夏本番を迎えます。イメージ: 7月4日の「独立記念日（インディペンデンス・デー）」。全米各地で盛大な花火が打ち上げられ、赤・青・白の星条旗カラーで街が染まります。8月：夏のピークとロードトリップ気候: 年間で最も暑い時期で、南部や内陸部では猛暑となります。イメージ: 夏休みのピーク。国立公園のグランドサークルや、ルート66のようなダイナミックなロードトリップ、各地での音楽フェスが最高潮を迎えます。9月：新学期とスポーツの季節気候: 涼しい風が吹き始め、朝晩は冷え込む日も出てきます。イメージ: 新学期（新学年）がスタートし、日常の生活に戻る月です。また、アメリカンフットボール（NFL）が開幕し、週末は全米がスポーツ観戦に熱狂します。10月：収穫の秋とハロウィン気候: 北部や東海岸では紅葉が始まり、美しい秋の景色が広がります。イメージ: 最大のイベントは31日の「ハロウィン」。住宅街の家々がカボチャ（ジャック・オー・ランタン）やお化けの装飾で派手に飾り付けられ、仮装した子供たちがお菓子をもらい歩きます。11月：ホリデーシーズンの幕開け気候: 冬の足音が聞こえ始め、気温がぐっと下がります。イメージ: 第4木曜日の「サンクスギビング（感謝祭）」があり、家族と七面鳥を食べる習慣です。翌日の金曜日は超特大セールの「ブラックフライデー」で買い物が過熱し、クリスマス商戦が始まります。12月：一年の締めくくりと祝祭ムード気候: 北部では氷点下になり、厳しい寒さです。イメージ: 街中がイルミネーションとクリスマスツリーで彩られるホリデーシーズンです。25日のクリスマスに向けて家族で過ごす準備が進められ、年末年始にかけて長期休暇に入るアメリカ企業も多くあります。</w:t>
       </w:r>
     </w:p>
     <w:p/>
@@ -434,11 +426,6 @@
             <w:hideMark/>
           </w:tcPr>
           <w:p>
-            <w:pPr>
-              <w:rPr>
-                <w:rFonts w:hint="eastAsia"/>
-              </w:rPr>
-            </w:pPr>
             <w:r>
               <w:t>門松、富士山、紅白カラー</w:t>
             </w:r>
@@ -3735,6 +3722,7 @@
   <w:style w:type="character" w:default="1" w:styleId="a0">
     <w:name w:val="Default Paragraph Font"/>
     <w:uiPriority w:val="1"/>
+    <w:semiHidden/>
     <w:unhideWhenUsed/>
   </w:style>
   <w:style w:type="table" w:default="1" w:styleId="a1">

--- a/Colabam背景プロンプト.docx
+++ b/Colabam背景プロンプト.docx
@@ -19,6 +19,41 @@
           <w:rFonts w:hint="eastAsia"/>
         </w:rPr>
         <w:t xml:space="preserve">　背景プロンプト</w:t>
+      </w:r>
+    </w:p>
+    <w:p/>
+    <w:p>
+      <w:r>
+        <w:t>cd /d C:\Users\colabam</w:t>
+      </w:r>
+    </w:p>
+    <w:p>
+      <w:r>
+        <w:t xml:space="preserve">git </w:t>
+      </w:r>
+      <w:proofErr w:type="gramStart"/>
+      <w:r>
+        <w:t>add .</w:t>
+      </w:r>
+      <w:proofErr w:type="gramEnd"/>
+    </w:p>
+    <w:p>
+      <w:r>
+        <w:t>git commit -m "</w:t>
+      </w:r>
+      <w:r>
+        <w:rPr>
+          <w:rFonts w:hint="eastAsia"/>
+        </w:rPr>
+        <w:t>stamp</w:t>
+      </w:r>
+      <w:r>
+        <w:t>"</w:t>
+      </w:r>
+    </w:p>
+    <w:p>
+      <w:r>
+        <w:t>git push</w:t>
       </w:r>
     </w:p>
     <w:p/>
@@ -28,40 +63,15 @@
           <w:rFonts w:hint="eastAsia"/>
         </w:rPr>
       </w:pPr>
-      <w:r>
-        <w:t>cd /d C:\Users\colabam</w:t>
+      <w:proofErr w:type="spellStart"/>
+      <w:r>
+        <w:t>npm</w:t>
+      </w:r>
+      <w:proofErr w:type="spellEnd"/>
+      <w:r>
+        <w:t xml:space="preserve"> run dev</w:t>
       </w:r>
     </w:p>
-    <w:p>
-      <w:r>
-        <w:t xml:space="preserve">git </w:t>
-      </w:r>
-      <w:proofErr w:type="gramStart"/>
-      <w:r>
-        <w:t>add .</w:t>
-      </w:r>
-      <w:proofErr w:type="gramEnd"/>
-    </w:p>
-    <w:p>
-      <w:r>
-        <w:t>git commit -m "</w:t>
-      </w:r>
-      <w:r>
-        <w:rPr>
-          <w:rFonts w:hint="eastAsia"/>
-        </w:rPr>
-        <w:t>stamp</w:t>
-      </w:r>
-      <w:r>
-        <w:t>"</w:t>
-      </w:r>
-    </w:p>
-    <w:p>
-      <w:r>
-        <w:t>git push</w:t>
-      </w:r>
-    </w:p>
-    <w:p/>
     <w:p/>
     <w:p>
       <w:r>
@@ -180,11 +190,11 @@
       </w:r>
       <w:r>
         <w:br/>
-        <w:t>1月：新年とスポーツの熱狂気候: 北部や中西部は厳しい寒さと大雪。フロリダやカリフォルニア南部などは比較的温暖です。イメージ: お正月は1日のみで、2日からは通常営業が始まります。月末にはアメリカ最大のスポーツイベント「スーパーボウル」に向けた盛り上がりが本格化します。2月：スポーツとエンタメの祭典気候: 全体的に冬の寒さが続き</w:t>
+        <w:t>1月：新年とスポーツの熱狂気候: 北部や中西部は厳しい寒さと大雪。フロリダやカリフォルニア南部などは比較的温暖です。イメージ: お正月は1日のみで、2日からは通常営業が始まります。月末にはアメリカ最大のスポーツイベント「スーパーボウル」に向けた盛</w:t>
       </w:r>
       <w:r>
         <w:lastRenderedPageBreak/>
-        <w:t>ます。イメージ: スーパーボウルの開催（通常2月第1〜2日曜）や、アカデミー賞の発表など、エンタメ界の一大イベントが集中する華やかな月です。バレンタインデーの習慣もあります。3月：春の訪れと学生のバカンス気候: 徐々に暖かくなり、地域によっては春の陽気を感じられます。イメージ: 学生たちの春休み「スプリングブレイク」が始まり、フロリダや西海岸のビーチリゾートが賑わいます。南部を中心に桜が咲き始める時期でもあります。4月：イースターと新緑の季節気候: 多くの場所で過ごしやすい気候となり、新緑の季節を迎えます。イメージ: 「イースター（復活祭）」があり、春の訪れを祝うカラフルな卵のモチーフが街中に溢れます。ボストンマラソンなどの伝統的なスポーツイベントも開催されます。5月：初夏とメモリアル・デー気候: 寒暖差も落ち着き、屋外での活動が非常に快適な時期です。イメージ: 「メモリアル・デー（戦没将兵追悼記念日）」の週末から、夏のバカンスシーズンが実質的にスタートします。BBQやアウトドアを楽しむ人が増え始めます。6月：本格的なサマーバケーション気候: 日差しが強まり、初夏の陽気になります。イメージ: 学校が夏休みに突入し、家族旅行やキャンプに出かける人が本格的に増えます。LGBTQ+の権利を啓発する「プライド月間（Pride Month）」でもあり、全米でパレードが行われます。7月：国中が沸く最大の祝日気候: 全米で気温が上がり、夏本番を迎えます。イメージ: 7月4日の「独立記念日（インディペンデンス・デー）」。全米各地で盛大な花火が打ち上げられ、赤・青・白の星条旗カラーで街が染まります。8月：夏のピークとロードトリップ気候: 年間で最も暑い時期で、南部や内陸部では猛暑となります。イメージ: 夏休みのピーク。国立公園のグランドサークルや、ルート66のようなダイナミックなロードトリップ、各地での音楽フェスが最高潮を迎えます。9月：新学期とスポーツの季節気候: 涼しい風が吹き始め、朝晩は冷え込む日も出てきます。イメージ: 新学期（新学年）がスタートし、日常の生活に戻る月です。また、アメリカンフットボール（NFL）が開幕し、週末は全米がスポーツ観戦に熱狂します。10月：収穫の秋とハロウィン気候: 北部や東海岸では紅葉が始まり、美しい秋の景色が広がります。イメージ: 最大のイベントは31日の「ハロウィン」。住宅街の家々がカボチャ（ジャック・オー・ランタン）やお化けの装飾で派手に飾り付けられ、仮装した子供たちがお菓子をもらい歩きます。11月：ホリデーシーズンの幕開け気候: 冬の足音が聞こえ始め、気温がぐっと下がります。イメージ: 第4木曜日の「サンクスギビング（感謝祭）」があり、家族と七面鳥を食べる習慣です。翌日の金曜日は超特大セールの「ブラックフライデー」で買い物が過熱し、クリスマス商戦が始まります。12月：一年の締めくくりと祝祭ムード気候: 北部では氷点下になり、厳しい寒さです。イメージ: 街中がイルミネーションとクリスマスツリーで彩られるホリデーシーズンです。25日のクリスマスに向けて家族で過ごす準備が進められ、年末年始にかけて長期休暇に入るアメリカ企業も多くあります。</w:t>
+        <w:t>り上がりが本格化します。2月：スポーツとエンタメの祭典気候: 全体的に冬の寒さが続きます。イメージ: スーパーボウルの開催（通常2月第1〜2日曜）や、アカデミー賞の発表など、エンタメ界の一大イベントが集中する華やかな月です。バレンタインデーの習慣もあります。3月：春の訪れと学生のバカンス気候: 徐々に暖かくなり、地域によっては春の陽気を感じられます。イメージ: 学生たちの春休み「スプリングブレイク」が始まり、フロリダや西海岸のビーチリゾートが賑わいます。南部を中心に桜が咲き始める時期でもあります。4月：イースターと新緑の季節気候: 多くの場所で過ごしやすい気候となり、新緑の季節を迎えます。イメージ: 「イースター（復活祭）」があり、春の訪れを祝うカラフルな卵のモチーフが街中に溢れます。ボストンマラソンなどの伝統的なスポーツイベントも開催されます。5月：初夏とメモリアル・デー気候: 寒暖差も落ち着き、屋外での活動が非常に快適な時期です。イメージ: 「メモリアル・デー（戦没将兵追悼記念日）」の週末から、夏のバカンスシーズンが実質的にスタートします。BBQやアウトドアを楽しむ人が増え始めます。6月：本格的なサマーバケーション気候: 日差しが強まり、初夏の陽気になります。イメージ: 学校が夏休みに突入し、家族旅行やキャンプに出かける人が本格的に増えます。LGBTQ+の権利を啓発する「プライド月間（Pride Month）」でもあり、全米でパレードが行われます。7月：国中が沸く最大の祝日気候: 全米で気温が上がり、夏本番を迎えます。イメージ: 7月4日の「独立記念日（インディペンデンス・デー）」。全米各地で盛大な花火が打ち上げられ、赤・青・白の星条旗カラーで街が染まります。8月：夏のピークとロードトリップ気候: 年間で最も暑い時期で、南部や内陸部では猛暑となります。イメージ: 夏休みのピーク。国立公園のグランドサークルや、ルート66のようなダイナミックなロードトリップ、各地での音楽フェスが最高潮を迎えます。9月：新学期とスポーツの季節気候: 涼しい風が吹き始め、朝晩は冷え込む日も出てきます。イメージ: 新学期（新学年）がスタートし、日常の生活に戻る月です。また、アメリカンフットボール（NFL）が開幕し、週末は全米がスポーツ観戦に熱狂します。10月：収穫の秋とハロウィン気候: 北部や東海岸では紅葉が始まり、美しい秋の景色が広がります。イメージ: 最大のイベントは31日の「ハロウィン」。住宅街の家々がカボチャ（ジャック・オー・ランタン）やお化けの装飾で派手に飾り付けられ、仮装した子供たちがお菓子をもらい歩きます。11月：ホリデーシーズンの幕開け気候: 冬の足音が聞こえ始め、気温がぐっと下がります。イメージ: 第4木曜日の「サンクスギビング（感謝祭）」があり、家族と七面鳥を食べる習慣です。翌日の金曜日は超特大セールの「ブラックフライデー」で買い物が過熱し、クリスマス商戦が始まります。12月：一年の締めくくりと祝祭ムード気候: 北部では氷点下になり、厳しい寒さです。イメージ: 街中がイルミネーションとクリスマスツリーで彩られるホリデーシーズンです。25日のクリスマスに向けて家族で過ごす準備が進められ、年末年始にかけて長期休暇に入るアメリカ企業も多くあります。</w:t>
       </w:r>
     </w:p>
     <w:p/>
@@ -3722,7 +3732,6 @@
   <w:style w:type="character" w:default="1" w:styleId="a0">
     <w:name w:val="Default Paragraph Font"/>
     <w:uiPriority w:val="1"/>
-    <w:semiHidden/>
     <w:unhideWhenUsed/>
   </w:style>
   <w:style w:type="table" w:default="1" w:styleId="a1">

--- a/Colabam背景プロンプト.docx
+++ b/Colabam背景プロンプト.docx
@@ -3,7 +3,6 @@
 <w:document xmlns:wpc="http://schemas.microsoft.com/office/word/2010/wordprocessingCanvas" xmlns:cx="http://schemas.microsoft.com/office/drawing/2014/chartex" xmlns:cx1="http://schemas.microsoft.com/office/drawing/2015/9/8/chartex" xmlns:cx2="http://schemas.microsoft.com/office/drawing/2015/10/21/chartex" xmlns:cx3="http://schemas.microsoft.com/office/drawing/2016/5/9/chartex" xmlns:cx4="http://schemas.microsoft.com/office/drawing/2016/5/10/chartex" xmlns:cx5="http://schemas.microsoft.com/office/drawing/2016/5/11/chartex" xmlns:cx6="http://schemas.microsoft.com/office/drawing/2016/5/12/chartex" xmlns:cx7="http://schemas.microsoft.com/office/drawing/2016/5/13/chartex" xmlns:cx8="http://schemas.microsoft.com/office/drawing/2016/5/14/chartex" xmlns:mc="http://schemas.openxmlformats.org/markup-compatibility/2006" xmlns:aink="http://schemas.microsoft.com/office/drawing/2016/ink" xmlns:am3d="http://schemas.microsoft.com/office/drawing/2017/model3d" xmlns:o="urn:schemas-microsoft-com:office:office" xmlns:oel="http://schemas.microsoft.com/office/2019/extlst" xmlns:r="http://schemas.openxmlformats.org/officeDocument/2006/relationships" xmlns:m="http://schemas.openxmlformats.org/officeDocument/2006/math" xmlns:v="urn:schemas-microsoft-com:vml" xmlns:wp14="http://schemas.microsoft.com/office/word/2010/wordprocessingDrawing" xmlns:wp="http://schemas.openxmlformats.org/drawingml/2006/wordprocessingDrawing" xmlns:w10="urn:schemas-microsoft-com:office:word" xmlns:w="http://schemas.openxmlformats.org/wordprocessingml/2006/main" xmlns:w14="http://schemas.microsoft.com/office/word/2010/wordml" xmlns:w15="http://schemas.microsoft.com/office/word/2012/wordml" xmlns:w16cex="http://schemas.microsoft.com/office/word/2018/wordml/cex" xmlns:w16cid="http://schemas.microsoft.com/office/word/2016/wordml/cid" xmlns:w16="http://schemas.microsoft.com/office/word/2018/wordml" xmlns:w16du="http://schemas.microsoft.com/office/word/2023/wordml/word16du" xmlns:w16sdtdh="http://schemas.microsoft.com/office/word/2020/wordml/sdtdatahash" xmlns:w16sdtfl="http://schemas.microsoft.com/office/word/2024/wordml/sdtformatlock" xmlns:w16se="http://schemas.microsoft.com/office/word/2015/wordml/symex" xmlns:wpg="http://schemas.microsoft.com/office/word/2010/wordprocessingGroup" xmlns:wpi="http://schemas.microsoft.com/office/word/2010/wordprocessingInk" xmlns:wne="http://schemas.microsoft.com/office/word/2006/wordml" xmlns:wps="http://schemas.microsoft.com/office/word/2010/wordprocessingShape" mc:Ignorable="w14 w15 w16se w16cid w16 w16cex w16sdtdh w16sdtfl w16du wp14">
   <w:body>
     <w:p>
-      <w:proofErr w:type="spellStart"/>
       <w:r>
         <w:t>C</w:t>
       </w:r>
@@ -11,14 +10,7 @@
         <w:rPr>
           <w:rFonts w:hint="eastAsia"/>
         </w:rPr>
-        <w:t>olabam</w:t>
-      </w:r>
-      <w:proofErr w:type="spellEnd"/>
-      <w:r>
-        <w:rPr>
-          <w:rFonts w:hint="eastAsia"/>
-        </w:rPr>
-        <w:t xml:space="preserve">　背景プロンプト</w:t>
+        <w:t>olabam　背景プロンプト</w:t>
       </w:r>
     </w:p>
     <w:p/>
@@ -29,13 +21,8 @@
     </w:p>
     <w:p>
       <w:r>
-        <w:t xml:space="preserve">git </w:t>
-      </w:r>
-      <w:proofErr w:type="gramStart"/>
-      <w:r>
-        <w:t>add .</w:t>
-      </w:r>
-      <w:proofErr w:type="gramEnd"/>
+        <w:t>git add .</w:t>
+      </w:r>
     </w:p>
     <w:p>
       <w:r>
@@ -58,21 +45,27 @@
     </w:p>
     <w:p/>
     <w:p>
-      <w:pPr>
+      <w:r>
+        <w:t>npm run dev</w:t>
+      </w:r>
+      <w:r>
         <w:rPr>
           <w:rFonts w:hint="eastAsia"/>
         </w:rPr>
-      </w:pPr>
-      <w:proofErr w:type="spellStart"/>
-      <w:r>
-        <w:t>npm</w:t>
-      </w:r>
-      <w:proofErr w:type="spellEnd"/>
-      <w:r>
-        <w:t xml:space="preserve"> run dev</w:t>
+        <w:t xml:space="preserve">　　　　　  ←開発確認用</w:t>
       </w:r>
     </w:p>
-    <w:p/>
+    <w:p>
+      <w:r>
+        <w:t>npm run build</w:t>
+      </w:r>
+      <w:r>
+        <w:rPr>
+          <w:rFonts w:hint="eastAsia"/>
+        </w:rPr>
+        <w:t xml:space="preserve">　　　　　←エラー確認用</w:t>
+      </w:r>
+    </w:p>
     <w:p>
       <w:r>
         <w:t>飾り文字</w:t>
@@ -120,15 +113,7 @@
     </w:p>
     <w:p>
       <w:r>
-        <w:t xml:space="preserve">サイズは、CANVAS_W = 360, CANVAS_H = 480 に基づき、1080 × 1440 </w:t>
-      </w:r>
-      <w:proofErr w:type="spellStart"/>
-      <w:r>
-        <w:t>px</w:t>
-      </w:r>
-      <w:proofErr w:type="spellEnd"/>
-      <w:r>
-        <w:t xml:space="preserve"> で。</w:t>
+        <w:t>サイズは、CANVAS_W = 360, CANVAS_H = 480 に基づき、1080 × 1440 px で。</w:t>
       </w:r>
     </w:p>
     <w:p>
@@ -150,15 +135,7 @@
     </w:p>
     <w:p>
       <w:r>
-        <w:t xml:space="preserve">= 360, CANVAS_H = 480 に基づき、1080 × 1440 </w:t>
-      </w:r>
-      <w:proofErr w:type="spellStart"/>
-      <w:r>
-        <w:t>px</w:t>
-      </w:r>
-      <w:proofErr w:type="spellEnd"/>
-      <w:r>
-        <w:t xml:space="preserve"> で。セリフや文や数字は絶対に記入しないでください。アルバム背景です。セリフや文や数字は絶対に記入しないでください。アルバム背景です。</w:t>
+        <w:t>= 360, CANVAS_H = 480 に基づき、1080 × 1440 px で。セリフや文や数字は絶対に記入しないでください。アルバム背景です。セリフや文や数字は絶対に記入しないでください。アルバム背景です。</w:t>
       </w:r>
     </w:p>
     <w:p>
@@ -2888,17 +2865,8 @@
           <w:bCs/>
         </w:rPr>
         <w:lastRenderedPageBreak/>
-        <w:t xml:space="preserve">1440 </w:t>
-      </w:r>
-      <w:proofErr w:type="spellStart"/>
-      <w:r>
-        <w:rPr>
-          <w:b/>
-          <w:bCs/>
-        </w:rPr>
-        <w:t>px</w:t>
-      </w:r>
-      <w:proofErr w:type="spellEnd"/>
+        <w:t>1440 px</w:t>
+      </w:r>
       <w:r>
         <w:t xml:space="preserve"> で作成すると綺麗に収まります。</w:t>
       </w:r>
@@ -3732,6 +3700,7 @@
   <w:style w:type="character" w:default="1" w:styleId="a0">
     <w:name w:val="Default Paragraph Font"/>
     <w:uiPriority w:val="1"/>
+    <w:semiHidden/>
     <w:unhideWhenUsed/>
   </w:style>
   <w:style w:type="table" w:default="1" w:styleId="a1">
